--- a/public/documents/employment-notice-template.docx
+++ b/public/documents/employment-notice-template.docx
@@ -2,17 +2,6 @@
 <file path=word/document.xml><?xml version="1.0" encoding="utf-8"?>
 <w:document xmlns:wpc="http://schemas.microsoft.com/office/word/2010/wordprocessingCanvas" xmlns:cx="http://schemas.microsoft.com/office/drawing/2014/chartex" xmlns:cx1="http://schemas.microsoft.com/office/drawing/2015/9/8/chartex" xmlns:cx2="http://schemas.microsoft.com/office/drawing/2015/10/21/chartex" xmlns:cx3="http://schemas.microsoft.com/office/drawing/2016/5/9/chartex" xmlns:cx4="http://schemas.microsoft.com/office/drawing/2016/5/10/chartex" xmlns:cx5="http://schemas.microsoft.com/office/drawing/2016/5/11/chartex" xmlns:cx6="http://schemas.microsoft.com/office/drawing/2016/5/12/chartex" xmlns:cx7="http://schemas.microsoft.com/office/drawing/2016/5/13/chartex" xmlns:cx8="http://schemas.microsoft.com/office/drawing/2016/5/14/chartex" xmlns:mc="http://schemas.openxmlformats.org/markup-compatibility/2006" xmlns:aink="http://schemas.microsoft.com/office/drawing/2016/ink" xmlns:am3d="http://schemas.microsoft.com/office/drawing/2017/model3d" xmlns:o="urn:schemas-microsoft-com:office:office" xmlns:oel="http://schemas.microsoft.com/office/2019/extlst" xmlns:r="http://schemas.openxmlformats.org/officeDocument/2006/relationships" xmlns:m="http://schemas.openxmlformats.org/officeDocument/2006/math" xmlns:v="urn:schemas-microsoft-com:vml" xmlns:wp14="http://schemas.microsoft.com/office/word/2010/wordprocessingDrawing" xmlns:wp="http://schemas.openxmlformats.org/drawingml/2006/wordprocessingDrawing" xmlns:w10="urn:schemas-microsoft-com:office:word" xmlns:w="http://schemas.openxmlformats.org/wordprocessingml/2006/main" xmlns:w14="http://schemas.microsoft.com/office/word/2010/wordml" xmlns:w15="http://schemas.microsoft.com/office/word/2012/wordml" xmlns:w16cex="http://schemas.microsoft.com/office/word/2018/wordml/cex" xmlns:w16cid="http://schemas.microsoft.com/office/word/2016/wordml/cid" xmlns:w16="http://schemas.microsoft.com/office/word/2018/wordml" xmlns:w16du="http://schemas.microsoft.com/office/word/2023/wordml/word16du" xmlns:w16sdtdh="http://schemas.microsoft.com/office/word/2020/wordml/sdtdatahash" xmlns:w16sdtfl="http://schemas.microsoft.com/office/word/2024/wordml/sdtformatlock" xmlns:w16se="http://schemas.microsoft.com/office/word/2015/wordml/symex" xmlns:wpg="http://schemas.microsoft.com/office/word/2010/wordprocessingGroup" xmlns:wpi="http://schemas.microsoft.com/office/word/2010/wordprocessingInk" xmlns:wne="http://schemas.microsoft.com/office/word/2006/wordml" xmlns:wps="http://schemas.microsoft.com/office/word/2010/wordprocessingShape" mc:Ignorable="w14 w15 w16se w16cid w16 w16cex w16sdtdh w16sdtfl w16du wp14">
   <w:body>
-    <w:p>
-      <w:pPr>
-        <w:spacing w:before="80" w:after="360"/>
-        <w:ind w:left="6521"/>
-        <w:jc w:val="center"/>
-        <w:rPr>
-          <w:sz w:val="18"/>
-          <w:szCs w:val="18"/>
-        </w:rPr>
-      </w:pPr>
-    </w:p>
     <w:tbl>
       <w:tblPr>
         <w:tblW w:w="10252" w:type="dxa"/>
@@ -163,10 +152,7 @@
             </w:pPr>
             <w:r>
               <w:rPr>
-                <w:rFonts w:ascii="Times New Roman" w:hAnsi="Times New Roman" w:eastAsia="Times New Roman"/>
-                <w:b w:val="0"/>
                 <w:color w:val="000000"/>
-                <w:sz w:val="24"/>
               </w:rPr>
               <w:t>{{HEADER_AUTHORITY_TYPE}}</w:t>
             </w:r>
@@ -282,10 +268,7 @@
             </w:pPr>
             <w:r>
               <w:rPr>
-                <w:rFonts w:ascii="Times New Roman" w:hAnsi="Times New Roman" w:eastAsia="Times New Roman"/>
-                <w:b w:val="0"/>
                 <w:color w:val="000000"/>
-                <w:sz w:val="24"/>
               </w:rPr>
               <w:t>{{HEADER_AUTHORITY_NAME}}</w:t>
             </w:r>
@@ -415,128 +398,248 @@
         <w:t>(из образовательной организации)</w:t>
       </w:r>
     </w:p>
-    <w:p>
-      <w:pPr>
-        <w:tabs>
-          <w:tab w:val="right" w:pos="9925"/>
-        </w:tabs>
-      </w:pPr>
-      <w:r>
-        <w:rPr>
-          <w:rFonts w:ascii="Times New Roman" w:hAnsi="Times New Roman" w:eastAsia="Times New Roman"/>
-          <w:b w:val="0"/>
-          <w:color w:val="000000"/>
-          <w:sz w:val="28"/>
-        </w:rPr>
-        <w:t xml:space="preserve">Сообщаю, что гражданин </w:t>
-      </w:r>
-      <w:r>
-        <w:rPr>
-          <w:rFonts w:ascii="Times New Roman" w:hAnsi="Times New Roman" w:eastAsia="Times New Roman"/>
-          <w:b w:val="0"/>
-          <w:color w:val="000000"/>
-          <w:sz w:val="28"/>
-        </w:rPr>
-        <w:t>{{FULL_NAME}}</w:t>
-      </w:r>
-      <w:r>
-        <w:rPr>
-          <w:rFonts w:ascii="Times New Roman" w:hAnsi="Times New Roman" w:eastAsia="Times New Roman"/>
-          <w:b w:val="0"/>
-          <w:color w:val="000000"/>
-          <w:sz w:val="28"/>
-        </w:rPr>
-        <w:tab/>
-        <w:t>,</w:t>
-      </w:r>
-    </w:p>
-    <w:p>
-      <w:pPr>
-        <w:pBdr>
-          <w:top w:val="single" w:sz="4" w:space="1" w:color="000000"/>
-        </w:pBdr>
-        <w:spacing w:after="60"/>
-        <w:ind w:left="2739" w:right="113"/>
-        <w:jc w:val="center"/>
-        <w:rPr>
-          <w:sz w:val="20"/>
-          <w:szCs w:val="20"/>
-        </w:rPr>
-      </w:pPr>
-      <w:r>
-        <w:rPr>
-          <w:sz w:val="20"/>
-          <w:szCs w:val="20"/>
-        </w:rPr>
-        <w:t>(</w:t>
-      </w:r>
-      <w:proofErr w:type="spellStart"/>
-      <w:r>
-        <w:rPr>
-          <w:sz w:val="20"/>
-          <w:szCs w:val="20"/>
-        </w:rPr>
-        <w:t>ф.и.о.</w:t>
-      </w:r>
-      <w:proofErr w:type="spellEnd"/>
-      <w:r>
-        <w:rPr>
-          <w:sz w:val="20"/>
-          <w:szCs w:val="20"/>
-        </w:rPr>
-        <w:t>)</w:t>
-      </w:r>
-    </w:p>
-    <w:p>
-      <w:pPr>
-        <w:tabs>
-          <w:tab w:val="right" w:pos="9925"/>
-        </w:tabs>
-      </w:pPr>
-      <w:r>
-        <w:rPr>
-          <w:rFonts w:ascii="Times New Roman" w:hAnsi="Times New Roman" w:eastAsia="Times New Roman"/>
-          <w:b w:val="0"/>
-          <w:color w:val="000000"/>
-          <w:sz w:val="28"/>
-        </w:rPr>
-        <w:t xml:space="preserve">подлежащий воинскому учету, воинское звание </w:t>
-      </w:r>
-      <w:r>
-        <w:rPr>
-          <w:rFonts w:ascii="Times New Roman" w:hAnsi="Times New Roman" w:eastAsia="Times New Roman"/>
-          <w:b w:val="0"/>
-          <w:color w:val="000000"/>
-          <w:sz w:val="28"/>
-        </w:rPr>
-        <w:t>{{MILITARY_RANK}}</w:t>
-      </w:r>
-      <w:r>
-        <w:rPr>
-          <w:rFonts w:ascii="Times New Roman" w:hAnsi="Times New Roman" w:eastAsia="Times New Roman"/>
-          <w:b w:val="0"/>
-          <w:color w:val="000000"/>
-          <w:sz w:val="28"/>
-        </w:rPr>
-        <w:tab/>
-        <w:t>,</w:t>
-      </w:r>
-    </w:p>
-    <w:p>
-      <w:pPr>
-        <w:pBdr>
-          <w:top w:val="single" w:sz="4" w:space="1" w:color="000000"/>
-        </w:pBdr>
-        <w:ind w:left="5012" w:right="113"/>
-        <w:rPr>
-          <w:sz w:val="2"/>
-          <w:szCs w:val="2"/>
-        </w:rPr>
-      </w:pPr>
-    </w:p>
     <w:tbl>
       <w:tblPr>
-        <w:tblW w:w="10036" w:type="dxa"/>
+        <w:tblStyle w:val="ac"/>
+        <w:tblW w:w="10060" w:type="dxa"/>
+        <w:tblBorders>
+          <w:top w:val="none" w:sz="0" w:space="0" w:color="auto"/>
+          <w:left w:val="none" w:sz="0" w:space="0" w:color="auto"/>
+          <w:bottom w:val="none" w:sz="0" w:space="0" w:color="auto"/>
+          <w:right w:val="none" w:sz="0" w:space="0" w:color="auto"/>
+          <w:insideH w:val="none" w:sz="0" w:space="0" w:color="auto"/>
+          <w:insideV w:val="none" w:sz="0" w:space="0" w:color="auto"/>
+        </w:tblBorders>
+        <w:tblLayout w:type="fixed"/>
+        <w:tblLook w:val="04A0" w:firstRow="1" w:lastRow="0" w:firstColumn="1" w:lastColumn="0" w:noHBand="0" w:noVBand="1"/>
+      </w:tblPr>
+      <w:tblGrid>
+        <w:gridCol w:w="3532"/>
+        <w:gridCol w:w="2555"/>
+        <w:gridCol w:w="3694"/>
+        <w:gridCol w:w="279"/>
+      </w:tblGrid>
+      <w:tr>
+        <w:tc>
+          <w:tcPr>
+            <w:tcW w:w="3532" w:type="dxa"/>
+          </w:tcPr>
+          <w:p>
+            <w:pPr>
+              <w:tabs>
+                <w:tab w:val="right" w:pos="9925"/>
+              </w:tabs>
+              <w:rPr>
+                <w:color w:val="000000"/>
+                <w:sz w:val="28"/>
+              </w:rPr>
+            </w:pPr>
+            <w:r>
+              <w:rPr>
+                <w:color w:val="000000"/>
+                <w:sz w:val="28"/>
+              </w:rPr>
+              <w:t xml:space="preserve">Сообщаю, что гражданин </w:t>
+            </w:r>
+          </w:p>
+        </w:tc>
+        <w:tc>
+          <w:tcPr>
+            <w:tcW w:w="6249" w:type="dxa"/>
+            <w:gridSpan w:val="2"/>
+            <w:tcBorders>
+              <w:bottom w:val="single" w:sz="4" w:space="0" w:color="auto"/>
+            </w:tcBorders>
+          </w:tcPr>
+          <w:p>
+            <w:pPr>
+              <w:tabs>
+                <w:tab w:val="right" w:pos="9925"/>
+              </w:tabs>
+              <w:jc w:val="center"/>
+              <w:rPr>
+                <w:color w:val="000000"/>
+                <w:sz w:val="28"/>
+              </w:rPr>
+            </w:pPr>
+            <w:r>
+              <w:rPr>
+                <w:color w:val="000000"/>
+                <w:sz w:val="28"/>
+              </w:rPr>
+              <w:t>{{FULL_NAME}}</w:t>
+            </w:r>
+          </w:p>
+        </w:tc>
+        <w:tc>
+          <w:tcPr>
+            <w:tcW w:w="279" w:type="dxa"/>
+          </w:tcPr>
+          <w:p>
+            <w:pPr>
+              <w:tabs>
+                <w:tab w:val="right" w:pos="9925"/>
+              </w:tabs>
+              <w:ind w:left="-109"/>
+              <w:rPr>
+                <w:color w:val="000000"/>
+                <w:sz w:val="28"/>
+              </w:rPr>
+            </w:pPr>
+            <w:r>
+              <w:rPr>
+                <w:color w:val="000000"/>
+                <w:sz w:val="28"/>
+              </w:rPr>
+              <w:t>,</w:t>
+            </w:r>
+          </w:p>
+        </w:tc>
+      </w:tr>
+      <w:tr>
+        <w:tc>
+          <w:tcPr>
+            <w:tcW w:w="3532" w:type="dxa"/>
+          </w:tcPr>
+          <w:p>
+            <w:pPr>
+              <w:tabs>
+                <w:tab w:val="right" w:pos="9925"/>
+              </w:tabs>
+              <w:jc w:val="center"/>
+              <w:rPr>
+                <w:sz w:val="20"/>
+                <w:szCs w:val="20"/>
+              </w:rPr>
+            </w:pPr>
+          </w:p>
+        </w:tc>
+        <w:tc>
+          <w:tcPr>
+            <w:tcW w:w="6528" w:type="dxa"/>
+            <w:gridSpan w:val="3"/>
+            <w:tcBorders>
+              <w:left w:val="nil"/>
+            </w:tcBorders>
+          </w:tcPr>
+          <w:p>
+            <w:pPr>
+              <w:tabs>
+                <w:tab w:val="right" w:pos="9925"/>
+              </w:tabs>
+              <w:jc w:val="center"/>
+              <w:rPr>
+                <w:sz w:val="20"/>
+                <w:szCs w:val="20"/>
+              </w:rPr>
+            </w:pPr>
+            <w:r>
+              <w:rPr>
+                <w:sz w:val="20"/>
+                <w:szCs w:val="20"/>
+              </w:rPr>
+              <w:t>(</w:t>
+            </w:r>
+            <w:proofErr w:type="spellStart"/>
+            <w:r>
+              <w:rPr>
+                <w:sz w:val="20"/>
+                <w:szCs w:val="20"/>
+              </w:rPr>
+              <w:t>ф.и.о.</w:t>
+            </w:r>
+            <w:proofErr w:type="spellEnd"/>
+            <w:r>
+              <w:rPr>
+                <w:sz w:val="20"/>
+                <w:szCs w:val="20"/>
+              </w:rPr>
+              <w:t>)</w:t>
+            </w:r>
+          </w:p>
+        </w:tc>
+      </w:tr>
+      <w:tr>
+        <w:tc>
+          <w:tcPr>
+            <w:tcW w:w="6087" w:type="dxa"/>
+            <w:gridSpan w:val="2"/>
+          </w:tcPr>
+          <w:p>
+            <w:pPr>
+              <w:tabs>
+                <w:tab w:val="right" w:pos="9925"/>
+              </w:tabs>
+              <w:rPr>
+                <w:sz w:val="2"/>
+                <w:szCs w:val="2"/>
+              </w:rPr>
+            </w:pPr>
+            <w:r>
+              <w:rPr>
+                <w:color w:val="000000"/>
+                <w:sz w:val="28"/>
+              </w:rPr>
+              <w:t xml:space="preserve">подлежащий воинскому учету, воинское звание </w:t>
+            </w:r>
+          </w:p>
+        </w:tc>
+        <w:tc>
+          <w:tcPr>
+            <w:tcW w:w="3694" w:type="dxa"/>
+            <w:tcBorders>
+              <w:bottom w:val="single" w:sz="4" w:space="0" w:color="auto"/>
+            </w:tcBorders>
+          </w:tcPr>
+          <w:p>
+            <w:pPr>
+              <w:tabs>
+                <w:tab w:val="right" w:pos="9925"/>
+              </w:tabs>
+              <w:jc w:val="center"/>
+              <w:rPr>
+                <w:sz w:val="2"/>
+                <w:szCs w:val="2"/>
+              </w:rPr>
+            </w:pPr>
+            <w:r>
+              <w:rPr>
+                <w:color w:val="000000"/>
+                <w:sz w:val="28"/>
+              </w:rPr>
+              <w:t>{{MILITARY_RANK}}</w:t>
+            </w:r>
+          </w:p>
+        </w:tc>
+        <w:tc>
+          <w:tcPr>
+            <w:tcW w:w="279" w:type="dxa"/>
+          </w:tcPr>
+          <w:p>
+            <w:pPr>
+              <w:tabs>
+                <w:tab w:val="right" w:pos="9925"/>
+              </w:tabs>
+              <w:ind w:left="-109"/>
+              <w:rPr>
+                <w:sz w:val="2"/>
+                <w:szCs w:val="2"/>
+              </w:rPr>
+            </w:pPr>
+            <w:r>
+              <w:rPr>
+                <w:color w:val="000000"/>
+                <w:sz w:val="28"/>
+              </w:rPr>
+              <w:t>,</w:t>
+            </w:r>
+          </w:p>
+        </w:tc>
+      </w:tr>
+    </w:tbl>
+    <w:tbl>
+      <w:tblPr>
+        <w:tblW w:w="10065" w:type="dxa"/>
         <w:tblLayout w:type="fixed"/>
         <w:tblCellMar>
           <w:left w:w="28" w:type="dxa"/>
@@ -545,42 +648,62 @@
         <w:tblLook w:val="0000" w:firstRow="0" w:lastRow="0" w:firstColumn="0" w:lastColumn="0" w:noHBand="0" w:noVBand="0"/>
       </w:tblPr>
       <w:tblGrid>
-        <w:gridCol w:w="1644"/>
-        <w:gridCol w:w="2438"/>
-        <w:gridCol w:w="2722"/>
-        <w:gridCol w:w="3062"/>
-        <w:gridCol w:w="170"/>
+        <w:gridCol w:w="1843"/>
+        <w:gridCol w:w="2126"/>
+        <w:gridCol w:w="2410"/>
+        <w:gridCol w:w="851"/>
+        <w:gridCol w:w="2551"/>
+        <w:gridCol w:w="284"/>
       </w:tblGrid>
       <w:tr>
         <w:tc>
           <w:tcPr>
-            <w:tcW w:w="1644" w:type="dxa"/>
-            <w:vAlign w:val="bottom"/>
+            <w:tcW w:w="1843" w:type="dxa"/>
+            <w:tcBorders>
+              <w:top w:val="single" w:sz="4" w:space="0" w:color="auto"/>
+              <w:bottom w:val="single" w:sz="4" w:space="0" w:color="auto"/>
+            </w:tcBorders>
+            <w:vAlign w:val="center"/>
           </w:tcPr>
           <w:p>
+            <w:pPr>
+              <w:rPr>
+                <w:sz w:val="28"/>
+                <w:szCs w:val="28"/>
+              </w:rPr>
+            </w:pPr>
             <w:r>
+              <w:rPr>
+                <w:sz w:val="28"/>
+                <w:szCs w:val="28"/>
+              </w:rPr>
               <w:t>дата рождения</w:t>
             </w:r>
           </w:p>
         </w:tc>
         <w:tc>
           <w:tcPr>
-            <w:tcW w:w="2438" w:type="dxa"/>
-            <w:vAlign w:val="bottom"/>
+            <w:tcW w:w="2126" w:type="dxa"/>
+            <w:tcBorders>
+              <w:top w:val="single" w:sz="4" w:space="0" w:color="auto"/>
+              <w:bottom w:val="single" w:sz="4" w:space="0" w:color="auto"/>
+            </w:tcBorders>
+            <w:vAlign w:val="center"/>
           </w:tcPr>
           <w:p>
             <w:pPr>
               <w:jc w:val="center"/>
               <w:rPr>
+                <w:sz w:val="28"/>
+                <w:szCs w:val="28"/>
                 <w:u w:val="single"/>
               </w:rPr>
             </w:pPr>
             <w:r>
               <w:rPr>
-                <w:rFonts w:ascii="Times New Roman" w:hAnsi="Times New Roman" w:eastAsia="Times New Roman"/>
-                <w:b w:val="0"/>
                 <w:color w:val="000000"/>
-                <w:sz w:val="24"/>
+                <w:sz w:val="28"/>
+                <w:szCs w:val="28"/>
               </w:rPr>
               <w:t>{{BIRTH_DATE}}</w:t>
             </w:r>
@@ -588,37 +711,63 @@
         </w:tc>
         <w:tc>
           <w:tcPr>
-            <w:tcW w:w="2722" w:type="dxa"/>
-            <w:vAlign w:val="bottom"/>
+            <w:tcW w:w="3261" w:type="dxa"/>
+            <w:gridSpan w:val="2"/>
+            <w:tcBorders>
+              <w:top w:val="single" w:sz="4" w:space="0" w:color="auto"/>
+              <w:bottom w:val="single" w:sz="4" w:space="0" w:color="auto"/>
+            </w:tcBorders>
+            <w:vAlign w:val="center"/>
           </w:tcPr>
           <w:p>
+            <w:pPr>
+              <w:ind w:left="-29"/>
+              <w:rPr>
+                <w:sz w:val="28"/>
+                <w:szCs w:val="28"/>
+              </w:rPr>
+            </w:pPr>
             <w:r>
+              <w:rPr>
+                <w:sz w:val="28"/>
+                <w:szCs w:val="28"/>
+              </w:rPr>
               <w:t>, серия и номер паспорта</w:t>
             </w:r>
             <w:r>
+              <w:rPr>
+                <w:sz w:val="28"/>
+                <w:szCs w:val="28"/>
+              </w:rPr>
               <w:t xml:space="preserve"> </w:t>
             </w:r>
           </w:p>
         </w:tc>
         <w:tc>
           <w:tcPr>
-            <w:tcW w:w="3062" w:type="dxa"/>
-            <w:vAlign w:val="bottom"/>
+            <w:tcW w:w="2551" w:type="dxa"/>
+            <w:tcBorders>
+              <w:top w:val="single" w:sz="4" w:space="0" w:color="auto"/>
+              <w:bottom w:val="single" w:sz="4" w:space="0" w:color="auto"/>
+            </w:tcBorders>
+            <w:vAlign w:val="center"/>
           </w:tcPr>
           <w:p>
             <w:pPr>
+              <w:ind w:left="-29"/>
               <w:jc w:val="center"/>
               <w:rPr>
                 <w:color w:val="EE0000"/>
+                <w:sz w:val="28"/>
+                <w:szCs w:val="28"/>
                 <w:u w:val="single"/>
               </w:rPr>
             </w:pPr>
             <w:r>
               <w:rPr>
-                <w:rFonts w:ascii="Times New Roman" w:hAnsi="Times New Roman" w:eastAsia="Times New Roman"/>
-                <w:b w:val="0"/>
                 <w:color w:val="000000"/>
-                <w:sz w:val="24"/>
+                <w:sz w:val="28"/>
+                <w:szCs w:val="28"/>
               </w:rPr>
               <w:t>{{PASSPORT}}</w:t>
             </w:r>
@@ -626,99 +775,252 @@
         </w:tc>
         <w:tc>
           <w:tcPr>
-            <w:tcW w:w="170" w:type="dxa"/>
+            <w:tcW w:w="284" w:type="dxa"/>
             <w:vAlign w:val="bottom"/>
           </w:tcPr>
           <w:p>
+            <w:pPr>
+              <w:ind w:left="-29"/>
+              <w:rPr>
+                <w:sz w:val="28"/>
+                <w:szCs w:val="28"/>
+              </w:rPr>
+            </w:pPr>
             <w:r>
+              <w:rPr>
+                <w:sz w:val="28"/>
+                <w:szCs w:val="28"/>
+              </w:rPr>
               <w:t>,</w:t>
             </w:r>
           </w:p>
         </w:tc>
       </w:tr>
-    </w:tbl>
-    <w:p>
-      <w:pPr>
-        <w:tabs>
-          <w:tab w:val="right" w:pos="9925"/>
-        </w:tabs>
-      </w:pPr>
-      <w:r>
-        <w:rPr>
-          <w:rFonts w:ascii="Times New Roman" w:hAnsi="Times New Roman" w:eastAsia="Times New Roman"/>
-          <w:b w:val="0"/>
-          <w:color w:val="000000"/>
-          <w:sz w:val="28"/>
-        </w:rPr>
-        <w:t xml:space="preserve">страховой номер индивидуального лицевого счета </w:t>
-      </w:r>
-      <w:r>
-        <w:rPr>
-          <w:rFonts w:ascii="Times New Roman" w:hAnsi="Times New Roman" w:eastAsia="Times New Roman"/>
-          <w:b w:val="0"/>
-          <w:color w:val="000000"/>
-          <w:sz w:val="28"/>
-        </w:rPr>
-        <w:t>{{SNILS}}</w:t>
-      </w:r>
-    </w:p>
-    <w:p>
-      <w:pPr>
-        <w:pBdr>
-          <w:top w:val="single" w:sz="4" w:space="1" w:color="000000"/>
-        </w:pBdr>
-        <w:ind w:left="5301" w:right="113"/>
-        <w:rPr>
-          <w:sz w:val="2"/>
-          <w:szCs w:val="2"/>
-        </w:rPr>
-      </w:pPr>
-      <w:r>
-        <w:rPr>
-          <w:sz w:val="2"/>
-          <w:szCs w:val="2"/>
-        </w:rPr>
-        <w:t xml:space="preserve"> </w:t>
-      </w:r>
-    </w:p>
-    <w:tbl>
-      <w:tblPr>
-        <w:tblStyle w:val="ac"/>
-        <w:tblpPr w:leftFromText="180" w:rightFromText="180" w:vertAnchor="text" w:horzAnchor="page" w:tblpX="2854" w:tblpY="36"/>
-        <w:tblW w:w="0" w:type="auto"/>
-        <w:tblLook w:val="04A0" w:firstRow="1" w:lastRow="0" w:firstColumn="1" w:lastColumn="0" w:noHBand="0" w:noVBand="1"/>
-      </w:tblPr>
-      <w:tblGrid>
-        <w:gridCol w:w="8359"/>
-      </w:tblGrid>
       <w:tr>
         <w:tc>
           <w:tcPr>
-            <w:tcW w:w="8359" w:type="dxa"/>
+            <w:tcW w:w="6379" w:type="dxa"/>
+            <w:gridSpan w:val="3"/>
             <w:tcBorders>
-              <w:top w:val="nil"/>
-              <w:left w:val="nil"/>
-              <w:bottom w:val="nil"/>
-              <w:right w:val="nil"/>
+              <w:top w:val="single" w:sz="4" w:space="0" w:color="auto"/>
+              <w:bottom w:val="single" w:sz="4" w:space="0" w:color="auto"/>
             </w:tcBorders>
+            <w:vAlign w:val="center"/>
           </w:tcPr>
           <w:p>
             <w:pPr>
-              <w:tabs>
-                <w:tab w:val="left" w:pos="1680"/>
-                <w:tab w:val="right" w:pos="9925"/>
-              </w:tabs>
-              <w:jc w:val="left"/>
+              <w:ind w:left="-29"/>
+              <w:rPr>
+                <w:sz w:val="28"/>
+                <w:szCs w:val="28"/>
+              </w:rPr>
             </w:pPr>
             <w:r>
               <w:rPr>
-                <w:rFonts w:ascii="Times New Roman" w:hAnsi="Times New Roman" w:eastAsia="Times New Roman"/>
-                <w:b w:val="0"/>
                 <w:color w:val="000000"/>
                 <w:sz w:val="28"/>
+                <w:szCs w:val="28"/>
+              </w:rPr>
+              <w:t>страховой номер индивидуального лицевого счета</w:t>
+            </w:r>
+          </w:p>
+        </w:tc>
+        <w:tc>
+          <w:tcPr>
+            <w:tcW w:w="3402" w:type="dxa"/>
+            <w:gridSpan w:val="2"/>
+            <w:tcBorders>
+              <w:top w:val="single" w:sz="4" w:space="0" w:color="auto"/>
+              <w:bottom w:val="single" w:sz="4" w:space="0" w:color="auto"/>
+            </w:tcBorders>
+            <w:vAlign w:val="center"/>
+          </w:tcPr>
+          <w:p>
+            <w:pPr>
+              <w:ind w:left="-29"/>
+              <w:jc w:val="center"/>
+              <w:rPr>
+                <w:color w:val="000000"/>
+                <w:sz w:val="28"/>
+                <w:szCs w:val="28"/>
+              </w:rPr>
+            </w:pPr>
+            <w:r>
+              <w:rPr>
+                <w:color w:val="000000"/>
+                <w:sz w:val="28"/>
+                <w:szCs w:val="28"/>
+              </w:rPr>
+              <w:t>{{SNILS}}</w:t>
+            </w:r>
+          </w:p>
+        </w:tc>
+        <w:tc>
+          <w:tcPr>
+            <w:tcW w:w="284" w:type="dxa"/>
+            <w:vAlign w:val="bottom"/>
+          </w:tcPr>
+          <w:p>
+            <w:pPr>
+              <w:ind w:left="-29"/>
+              <w:rPr>
+                <w:sz w:val="28"/>
+                <w:szCs w:val="28"/>
+              </w:rPr>
+            </w:pPr>
+            <w:r>
+              <w:rPr>
+                <w:sz w:val="28"/>
+                <w:szCs w:val="28"/>
+              </w:rPr>
+              <w:t>,</w:t>
+            </w:r>
+          </w:p>
+        </w:tc>
+      </w:tr>
+      <w:tr>
+        <w:tc>
+          <w:tcPr>
+            <w:tcW w:w="1843" w:type="dxa"/>
+            <w:tcBorders>
+              <w:top w:val="single" w:sz="4" w:space="0" w:color="auto"/>
+              <w:bottom w:val="single" w:sz="4" w:space="0" w:color="auto"/>
+            </w:tcBorders>
+            <w:vAlign w:val="center"/>
+          </w:tcPr>
+          <w:p>
+            <w:pPr>
+              <w:rPr>
+                <w:color w:val="000000"/>
+                <w:sz w:val="28"/>
+                <w:szCs w:val="28"/>
+              </w:rPr>
+            </w:pPr>
+            <w:r>
+              <w:rPr>
+                <w:sz w:val="28"/>
+                <w:szCs w:val="28"/>
+              </w:rPr>
+              <w:t>проживающий</w:t>
+            </w:r>
+          </w:p>
+        </w:tc>
+        <w:tc>
+          <w:tcPr>
+            <w:tcW w:w="7938" w:type="dxa"/>
+            <w:gridSpan w:val="4"/>
+            <w:tcBorders>
+              <w:top w:val="single" w:sz="4" w:space="0" w:color="auto"/>
+              <w:bottom w:val="single" w:sz="4" w:space="0" w:color="auto"/>
+            </w:tcBorders>
+            <w:vAlign w:val="center"/>
+          </w:tcPr>
+          <w:p>
+            <w:pPr>
+              <w:rPr>
+                <w:color w:val="EE0000"/>
+                <w:sz w:val="28"/>
+                <w:szCs w:val="28"/>
+              </w:rPr>
+            </w:pPr>
+            <w:r>
+              <w:rPr>
+                <w:color w:val="000000"/>
+                <w:sz w:val="28"/>
+                <w:szCs w:val="28"/>
               </w:rPr>
               <w:t>{{REGISTRATION_ADDRESS}}</w:t>
             </w:r>
+            <w:proofErr w:type="spellStart"/>
+            <w:r>
+              <w:rPr>
+                <w:color w:val="EE0000"/>
+                <w:sz w:val="28"/>
+                <w:szCs w:val="28"/>
+              </w:rPr>
+            </w:r>
+            <w:proofErr w:type="spellEnd"/>
+            <w:r>
+              <w:rPr>
+                <w:color w:val="EE0000"/>
+                <w:sz w:val="28"/>
+                <w:szCs w:val="28"/>
+              </w:rPr>
+            </w:r>
+          </w:p>
+        </w:tc>
+        <w:tc>
+          <w:tcPr>
+            <w:tcW w:w="284" w:type="dxa"/>
+            <w:vAlign w:val="bottom"/>
+          </w:tcPr>
+          <w:p>
+            <w:pPr>
+              <w:rPr>
+                <w:sz w:val="28"/>
+                <w:szCs w:val="28"/>
+              </w:rPr>
+            </w:pPr>
+          </w:p>
+        </w:tc>
+      </w:tr>
+      <w:tr>
+        <w:tc>
+          <w:tcPr>
+            <w:tcW w:w="1843" w:type="dxa"/>
+            <w:tcBorders>
+              <w:top w:val="single" w:sz="4" w:space="0" w:color="auto"/>
+            </w:tcBorders>
+            <w:vAlign w:val="center"/>
+          </w:tcPr>
+          <w:p>
+            <w:pPr>
+              <w:rPr>
+                <w:sz w:val="28"/>
+                <w:szCs w:val="28"/>
+              </w:rPr>
+            </w:pPr>
+          </w:p>
+        </w:tc>
+        <w:tc>
+          <w:tcPr>
+            <w:tcW w:w="7938" w:type="dxa"/>
+            <w:gridSpan w:val="4"/>
+            <w:tcBorders>
+              <w:top w:val="single" w:sz="4" w:space="0" w:color="auto"/>
+              <w:bottom w:val="single" w:sz="4" w:space="0" w:color="auto"/>
+            </w:tcBorders>
+            <w:vAlign w:val="center"/>
+          </w:tcPr>
+          <w:p>
+            <w:pPr>
+              <w:rPr>
+                <w:color w:val="EE0000"/>
+                <w:sz w:val="28"/>
+                <w:szCs w:val="28"/>
+              </w:rPr>
+            </w:pPr>
+            <w:r>
+              <w:rPr>
+                <w:color w:val="000000"/>
+                <w:sz w:val="28"/>
+                <w:szCs w:val="28"/>
+              </w:rPr>
+            </w:r>
+          </w:p>
+        </w:tc>
+        <w:tc>
+          <w:tcPr>
+            <w:tcW w:w="284" w:type="dxa"/>
+            <w:vAlign w:val="bottom"/>
+          </w:tcPr>
+          <w:p>
+            <w:pPr>
+              <w:rPr>
+                <w:sz w:val="28"/>
+                <w:szCs w:val="28"/>
+              </w:rPr>
+            </w:pPr>
           </w:p>
         </w:tc>
       </w:tr>
@@ -729,24 +1031,11 @@
           <w:tab w:val="left" w:pos="1680"/>
           <w:tab w:val="right" w:pos="9925"/>
         </w:tabs>
+        <w:jc w:val="center"/>
         <w:rPr>
-          <w:color w:val="EE0000"/>
-          <w:u w:val="single"/>
+          <w:color w:val="000000"/>
+          <w:sz w:val="28"/>
         </w:rPr>
-      </w:pPr>
-      <w:r>
-        <w:t>проживающий</w:t>
-      </w:r>
-      <w:r>
-        <w:t xml:space="preserve"> </w:t>
-      </w:r>
-    </w:p>
-    <w:p>
-      <w:pPr>
-        <w:tabs>
-          <w:tab w:val="left" w:pos="1680"/>
-          <w:tab w:val="right" w:pos="9925"/>
-        </w:tabs>
       </w:pPr>
     </w:p>
     <w:p>
@@ -757,14 +1046,13 @@
         </w:tabs>
         <w:jc w:val="center"/>
         <w:rPr>
+          <w:color w:val="EE0000"/>
           <w:sz w:val="2"/>
           <w:szCs w:val="2"/>
         </w:rPr>
       </w:pPr>
       <w:r>
         <w:rPr>
-          <w:rFonts w:ascii="Times New Roman" w:hAnsi="Times New Roman" w:eastAsia="Times New Roman"/>
-          <w:b w:val="0"/>
           <w:color w:val="000000"/>
           <w:sz w:val="28"/>
           <w:strike w:val="{{HIRE_STRIKE}}"/>
@@ -773,8 +1061,6 @@
       </w:r>
       <w:r>
         <w:rPr>
-          <w:rFonts w:ascii="Times New Roman" w:hAnsi="Times New Roman" w:eastAsia="Times New Roman"/>
-          <w:b w:val="0"/>
           <w:color w:val="000000"/>
           <w:sz w:val="28"/>
         </w:rPr>
@@ -782,8 +1068,6 @@
       </w:r>
       <w:r>
         <w:rPr>
-          <w:rFonts w:ascii="Times New Roman" w:hAnsi="Times New Roman" w:eastAsia="Times New Roman"/>
-          <w:b w:val="0"/>
           <w:color w:val="000000"/>
           <w:sz w:val="28"/>
           <w:strike w:val="{{DISMISSAL_STRIKE}}"/>
@@ -813,11 +1097,21 @@
     <w:p>
       <w:pPr>
         <w:jc w:val="center"/>
+        <w:rPr>
+          <w:color w:val="EE0000"/>
+          <w:sz w:val="28"/>
+        </w:rPr>
+      </w:pPr>
+    </w:p>
+    <w:p>
+      <w:pPr>
+        <w:jc w:val="center"/>
+        <w:rPr>
+          <w:color w:val="EE0000"/>
+        </w:rPr>
       </w:pPr>
       <w:r>
         <w:rPr>
-          <w:rFonts w:ascii="Times New Roman" w:hAnsi="Times New Roman" w:eastAsia="Times New Roman"/>
-          <w:b w:val="0"/>
           <w:color w:val="000000"/>
           <w:sz w:val="28"/>
         </w:rPr>
@@ -835,7 +1129,6 @@
         </w:rPr>
       </w:pPr>
     </w:p>
-    <w:p/>
     <w:p>
       <w:pPr>
         <w:pBdr>
@@ -858,15 +1151,15 @@
     <w:p>
       <w:pPr>
         <w:rPr>
-          <w:color w:val="000000" w:themeColor="text1"/>
+          <w:color w:val="EE0000"/>
+          <w:sz w:val="22"/>
+          <w:szCs w:val="22"/>
         </w:rPr>
       </w:pPr>
       <w:r>
         <w:rPr>
-          <w:rFonts w:ascii="Times New Roman" w:hAnsi="Times New Roman" w:eastAsia="Times New Roman"/>
-          <w:b w:val="0"/>
           <w:color w:val="000000"/>
-          <w:sz w:val="28"/>
+          <w:szCs w:val="22"/>
         </w:rPr>
         <w:t>{{ORG_ADDRESS}}</w:t>
       </w:r>
@@ -894,21 +1187,10 @@
     <w:p>
       <w:r>
         <w:rPr>
-          <w:rFonts w:ascii="Times New Roman" w:hAnsi="Times New Roman" w:eastAsia="Times New Roman"/>
-          <w:b w:val="0"/>
           <w:color w:val="000000"/>
           <w:sz w:val="28"/>
         </w:rPr>
-        <w:t xml:space="preserve">на должность </w:t>
-      </w:r>
-      <w:r>
-        <w:rPr>
-          <w:rFonts w:ascii="Times New Roman" w:hAnsi="Times New Roman" w:eastAsia="Times New Roman"/>
-          <w:b w:val="0"/>
-          <w:color w:val="000000"/>
-          <w:sz w:val="28"/>
-        </w:rPr>
-        <w:t>{{POSITION}}</w:t>
+        <w:t>на должность {{POSITION}}</w:t>
       </w:r>
     </w:p>
     <w:p>
@@ -934,8 +1216,8 @@
         <w:tblLook w:val="0000" w:firstRow="0" w:lastRow="0" w:firstColumn="0" w:lastColumn="0" w:noHBand="0" w:noVBand="0"/>
       </w:tblPr>
       <w:tblGrid>
-        <w:gridCol w:w="5245"/>
-        <w:gridCol w:w="1106"/>
+        <w:gridCol w:w="5529"/>
+        <w:gridCol w:w="822"/>
         <w:gridCol w:w="510"/>
         <w:gridCol w:w="397"/>
         <w:gridCol w:w="255"/>
@@ -950,27 +1232,26 @@
         </w:trPr>
         <w:tc>
           <w:tcPr>
-            <w:tcW w:w="5245" w:type="dxa"/>
+            <w:tcW w:w="5529" w:type="dxa"/>
             <w:vAlign w:val="bottom"/>
           </w:tcPr>
           <w:p>
-            <w:pPr>
-              <w:jc w:val="left"/>
-            </w:pPr>
             <w:r>
               <w:rPr>
-                <w:rFonts w:ascii="Times New Roman" w:hAnsi="Times New Roman" w:eastAsia="Times New Roman"/>
-                <w:b w:val="0"/>
                 <w:color w:val="000000"/>
-                <w:sz w:val="24"/>
               </w:rPr>
               <w:t>на основании приказа (трудового договора) № {{ORDER_NUMBER}}</w:t>
+            </w:r>
+            <w:r>
+              <w:rPr>
+                <w:color w:val="EE0000"/>
+              </w:rPr>
             </w:r>
           </w:p>
         </w:tc>
         <w:tc>
           <w:tcPr>
-            <w:tcW w:w="1106" w:type="dxa"/>
+            <w:tcW w:w="822" w:type="dxa"/>
             <w:vAlign w:val="bottom"/>
           </w:tcPr>
           <w:p>
@@ -1009,10 +1290,7 @@
             </w:pPr>
             <w:r>
               <w:rPr>
-                <w:rFonts w:ascii="Times New Roman" w:hAnsi="Times New Roman" w:eastAsia="Times New Roman"/>
-                <w:b w:val="0"/>
                 <w:color w:val="000000"/>
-                <w:sz w:val="24"/>
               </w:rPr>
               <w:t>{{ORDER_DAY}}</w:t>
             </w:r>
@@ -1043,10 +1321,7 @@
             </w:pPr>
             <w:r>
               <w:rPr>
-                <w:rFonts w:ascii="Times New Roman" w:hAnsi="Times New Roman" w:eastAsia="Times New Roman"/>
-                <w:b w:val="0"/>
                 <w:color w:val="000000"/>
-                <w:sz w:val="24"/>
               </w:rPr>
               <w:t>{{ORDER_MONTH}}</w:t>
             </w:r>
@@ -1080,10 +1355,7 @@
             </w:pPr>
             <w:r>
               <w:rPr>
-                <w:rFonts w:ascii="Times New Roman" w:hAnsi="Times New Roman" w:eastAsia="Times New Roman"/>
-                <w:b w:val="0"/>
                 <w:color w:val="000000"/>
-                <w:sz w:val="24"/>
               </w:rPr>
               <w:t>{{ORDER_YEAR}}</w:t>
             </w:r>
@@ -1130,8 +1402,8 @@
         <w:tblLook w:val="0000" w:firstRow="0" w:lastRow="0" w:firstColumn="0" w:lastColumn="0" w:noHBand="0" w:noVBand="0"/>
       </w:tblPr>
       <w:tblGrid>
-        <w:gridCol w:w="3712"/>
-        <w:gridCol w:w="567"/>
+        <w:gridCol w:w="3402"/>
+        <w:gridCol w:w="877"/>
         <w:gridCol w:w="2268"/>
         <w:gridCol w:w="567"/>
         <w:gridCol w:w="2866"/>
@@ -1139,7 +1411,7 @@
       <w:tr>
         <w:tc>
           <w:tcPr>
-            <w:tcW w:w="3713" w:type="dxa"/>
+            <w:tcW w:w="3402" w:type="dxa"/>
             <w:tcBorders>
               <w:bottom w:val="single" w:sz="4" w:space="0" w:color="auto"/>
             </w:tcBorders>
@@ -1154,10 +1426,7 @@
             </w:pPr>
             <w:r>
               <w:rPr>
-                <w:rFonts w:ascii="Times New Roman" w:hAnsi="Times New Roman" w:eastAsia="Times New Roman"/>
-                <w:b w:val="0"/>
                 <w:color w:val="000000"/>
-                <w:sz w:val="24"/>
               </w:rPr>
               <w:t>{{DIRECTOR_POSITION}}</w:t>
             </w:r>
@@ -1165,7 +1434,7 @@
         </w:tc>
         <w:tc>
           <w:tcPr>
-            <w:tcW w:w="567" w:type="dxa"/>
+            <w:tcW w:w="877" w:type="dxa"/>
             <w:vAlign w:val="bottom"/>
           </w:tcPr>
           <w:p>
@@ -1225,10 +1494,7 @@
             </w:pPr>
             <w:r>
               <w:rPr>
-                <w:rFonts w:ascii="Times New Roman" w:hAnsi="Times New Roman" w:eastAsia="Times New Roman"/>
-                <w:b w:val="0"/>
                 <w:color w:val="000000"/>
-                <w:sz w:val="24"/>
               </w:rPr>
               <w:t>{{DIRECTOR_NAME}}</w:t>
             </w:r>
@@ -1238,7 +1504,7 @@
       <w:tr>
         <w:tc>
           <w:tcPr>
-            <w:tcW w:w="3713" w:type="dxa"/>
+            <w:tcW w:w="3402" w:type="dxa"/>
             <w:tcBorders>
               <w:top w:val="single" w:sz="4" w:space="0" w:color="auto"/>
             </w:tcBorders>
@@ -1262,7 +1528,7 @@
         </w:tc>
         <w:tc>
           <w:tcPr>
-            <w:tcW w:w="567" w:type="dxa"/>
+            <w:tcW w:w="877" w:type="dxa"/>
           </w:tcPr>
           <w:p>
             <w:pPr>
@@ -1382,8 +1648,8 @@
         <w:tblLook w:val="0000" w:firstRow="0" w:lastRow="0" w:firstColumn="0" w:lastColumn="0" w:noHBand="0" w:noVBand="0"/>
       </w:tblPr>
       <w:tblGrid>
-        <w:gridCol w:w="3712"/>
-        <w:gridCol w:w="567"/>
+        <w:gridCol w:w="3402"/>
+        <w:gridCol w:w="877"/>
         <w:gridCol w:w="2268"/>
         <w:gridCol w:w="567"/>
         <w:gridCol w:w="2866"/>
@@ -1391,7 +1657,7 @@
       <w:tr>
         <w:tc>
           <w:tcPr>
-            <w:tcW w:w="3713" w:type="dxa"/>
+            <w:tcW w:w="3402" w:type="dxa"/>
             <w:tcBorders>
               <w:bottom w:val="single" w:sz="4" w:space="0" w:color="auto"/>
             </w:tcBorders>
@@ -1400,13 +1666,13 @@
           <w:p>
             <w:pPr>
               <w:jc w:val="center"/>
+              <w:rPr>
+                <w:color w:val="EE0000"/>
+              </w:rPr>
             </w:pPr>
             <w:r>
               <w:rPr>
-                <w:rFonts w:ascii="Times New Roman" w:hAnsi="Times New Roman" w:eastAsia="Times New Roman"/>
-                <w:b w:val="0"/>
                 <w:color w:val="000000"/>
-                <w:sz w:val="24"/>
               </w:rPr>
               <w:t>{{RESPONSIBLE_POSITION}}</w:t>
             </w:r>
@@ -1414,12 +1680,15 @@
         </w:tc>
         <w:tc>
           <w:tcPr>
-            <w:tcW w:w="567" w:type="dxa"/>
+            <w:tcW w:w="877" w:type="dxa"/>
             <w:vAlign w:val="bottom"/>
           </w:tcPr>
           <w:p>
             <w:pPr>
               <w:jc w:val="center"/>
+              <w:rPr>
+                <w:color w:val="EE0000"/>
+              </w:rPr>
             </w:pPr>
           </w:p>
         </w:tc>
@@ -1434,6 +1703,9 @@
           <w:p>
             <w:pPr>
               <w:jc w:val="center"/>
+              <w:rPr>
+                <w:color w:val="EE0000"/>
+              </w:rPr>
             </w:pPr>
           </w:p>
         </w:tc>
@@ -1445,6 +1717,9 @@
           <w:p>
             <w:pPr>
               <w:jc w:val="center"/>
+              <w:rPr>
+                <w:color w:val="EE0000"/>
+              </w:rPr>
             </w:pPr>
           </w:p>
         </w:tc>
@@ -1459,13 +1734,13 @@
           <w:p>
             <w:pPr>
               <w:jc w:val="center"/>
+              <w:rPr>
+                <w:color w:val="EE0000"/>
+              </w:rPr>
             </w:pPr>
             <w:r>
               <w:rPr>
-                <w:rFonts w:ascii="Times New Roman" w:hAnsi="Times New Roman" w:eastAsia="Times New Roman"/>
-                <w:b w:val="0"/>
                 <w:color w:val="000000"/>
-                <w:sz w:val="24"/>
               </w:rPr>
               <w:t>{{RESPONSIBLE_NAME}}</w:t>
             </w:r>
@@ -1475,7 +1750,7 @@
       <w:tr>
         <w:tc>
           <w:tcPr>
-            <w:tcW w:w="3713" w:type="dxa"/>
+            <w:tcW w:w="3402" w:type="dxa"/>
             <w:tcBorders>
               <w:top w:val="single" w:sz="4" w:space="0" w:color="auto"/>
             </w:tcBorders>
@@ -1499,7 +1774,7 @@
         </w:tc>
         <w:tc>
           <w:tcPr>
-            <w:tcW w:w="567" w:type="dxa"/>
+            <w:tcW w:w="877" w:type="dxa"/>
           </w:tcPr>
           <w:p>
             <w:pPr>
